--- a/spa/docx/16.content.docx
+++ b/spa/docx/16.content.docx
@@ -19,7 +19,7 @@
         <w:rPr>
           <w:lang w:val="es_ES" w:bidi="es_ES"/>
         </w:rPr>
-        <w:t>Resource: Notas de Estudio - Introducciones a los Libros (Tyndale)</w:t>
+        <w:t>Resource: Tyndale Open Study Notes</w:t>
       </w:r>
       <w:r>
         <w:rPr>
@@ -112,7 +112,7 @@
         <w:rPr>
           <w:lang w:val="es_ES" w:bidi="es_ES"/>
         </w:rPr>
-        <w:t>Notas de Estudio - Introducciones a los Libros (Tyndale)</w:t>
+        <w:t>Tyndale Open Study Notes</w:t>
       </w:r>
     </w:p>
     <w:p>

--- a/spa/docx/16.content.docx
+++ b/spa/docx/16.content.docx
@@ -19,7 +19,7 @@
         <w:rPr>
           <w:lang w:val="es_ES" w:bidi="es_ES"/>
         </w:rPr>
-        <w:t>Resource: Tyndale Open Study Notes</w:t>
+        <w:t>Resource: Aquifer Open Study Notes (Book Intros)</w:t>
       </w:r>
       <w:r>
         <w:rPr>
@@ -112,7 +112,7 @@
         <w:rPr>
           <w:lang w:val="es_ES" w:bidi="es_ES"/>
         </w:rPr>
-        <w:t>Tyndale Open Study Notes</w:t>
+        <w:t>Aquifer Open Study Notes (Book Intros)</w:t>
       </w:r>
     </w:p>
     <w:p>

--- a/spa/docx/16.content.docx
+++ b/spa/docx/16.content.docx
@@ -258,36 +258,24 @@
         </w:rPr>
         <w:t>Después de que los judíos pasaron varias décadas en el exilio en Babilonia, Dios hizo que el rey persa Ciro decretara en 538 a.C. que podían regresar a su tierra natal para reconstruir su templo sagrado (</w:t>
       </w:r>
-      <w:hyperlink r:id="rId13">
-        <w:r>
-          <w:rPr>
-            <w:lang w:val="es_ES" w:bidi="es_ES"/>
-          </w:rPr>
-          <w:rPr>
-            <w:color w:val="0000EE"/>
-            <w:u w:val="single"/>
-          </w:rPr>
-          <w:t>Esd 1:2–4</w:t>
-        </w:r>
-      </w:hyperlink>
+      <w:r>
+        <w:rPr>
+          <w:lang w:val="es_ES" w:bidi="es_ES"/>
+        </w:rPr>
+        <w:t>Esd 1:2–4</w:t>
+      </w:r>
       <w:r>
         <w:rPr>
           <w:lang w:val="es_ES" w:bidi="es_ES"/>
         </w:rPr>
         <w:t>). Aproximadamente cincuenta mil personas regresaron a Jerusalén en ese momento. Al llegar, construyeron un altar y adoraron a Dios con alegría (</w:t>
       </w:r>
-      <w:hyperlink r:id="rId14">
-        <w:r>
-          <w:rPr>
-            <w:lang w:val="es_ES" w:bidi="es_ES"/>
-          </w:rPr>
-          <w:rPr>
-            <w:color w:val="0000EE"/>
-            <w:u w:val="single"/>
-          </w:rPr>
-          <w:t>Esd 3:1–13</w:t>
-        </w:r>
-      </w:hyperlink>
+      <w:r>
+        <w:rPr>
+          <w:lang w:val="es_ES" w:bidi="es_ES"/>
+        </w:rPr>
+        <w:t>Esd 3:1–13</w:t>
+      </w:r>
       <w:r>
         <w:rPr>
           <w:lang w:val="es_ES" w:bidi="es_ES"/>
@@ -308,54 +296,36 @@
         </w:rPr>
         <w:t>Cuando comenzaron a reconstruir el resto del templo, los judíos fueron amenazados por personas locales que se habían asentado en el área. Estos opositores volvieron a las autoridades persas en contra de los judíos (</w:t>
       </w:r>
-      <w:hyperlink r:id="rId15">
-        <w:r>
-          <w:rPr>
-            <w:lang w:val="es_ES" w:bidi="es_ES"/>
-          </w:rPr>
-          <w:rPr>
-            <w:color w:val="0000EE"/>
-            <w:u w:val="single"/>
-          </w:rPr>
-          <w:t>Esd 4:1–5</w:t>
-        </w:r>
-      </w:hyperlink>
+      <w:r>
+        <w:rPr>
+          <w:lang w:val="es_ES" w:bidi="es_ES"/>
+        </w:rPr>
+        <w:t>Esd 4:1–5</w:t>
+      </w:r>
       <w:r>
         <w:rPr>
           <w:lang w:val="es_ES" w:bidi="es_ES"/>
         </w:rPr>
         <w:t>). Después de quince años de frustración, el trabajo en el templo finalmente se reanudó durante el reinado de Darío I (521–486 a.C.), principalmente gracias al estímulo profético de Hageo y Zacarías (</w:t>
       </w:r>
-      <w:hyperlink r:id="rId16">
-        <w:r>
-          <w:rPr>
-            <w:lang w:val="es_ES" w:bidi="es_ES"/>
-          </w:rPr>
-          <w:rPr>
-            <w:color w:val="0000EE"/>
-            <w:u w:val="single"/>
-          </w:rPr>
-          <w:t>Esd 5:1–5</w:t>
-        </w:r>
-      </w:hyperlink>
+      <w:r>
+        <w:rPr>
+          <w:lang w:val="es_ES" w:bidi="es_ES"/>
+        </w:rPr>
+        <w:t>Esd 5:1–5</w:t>
+      </w:r>
       <w:r>
         <w:rPr>
           <w:lang w:val="es_ES" w:bidi="es_ES"/>
         </w:rPr>
         <w:t>). Esta vez, los persas apoyaron completamente la reconstrucción del templo (</w:t>
       </w:r>
-      <w:hyperlink r:id="rId17">
-        <w:r>
-          <w:rPr>
-            <w:lang w:val="es_ES" w:bidi="es_ES"/>
-          </w:rPr>
-          <w:rPr>
-            <w:color w:val="0000EE"/>
-            <w:u w:val="single"/>
-          </w:rPr>
-          <w:t>Esd 6:1–12</w:t>
-        </w:r>
-      </w:hyperlink>
+      <w:r>
+        <w:rPr>
+          <w:lang w:val="es_ES" w:bidi="es_ES"/>
+        </w:rPr>
+        <w:t>Esd 6:1–12</w:t>
+      </w:r>
       <w:r>
         <w:rPr>
           <w:lang w:val="es_ES" w:bidi="es_ES"/>
@@ -376,36 +346,24 @@
         </w:rPr>
         <w:t>Unos sesenta años después, en 458 a.C., Esdras el escriba llevó a un grupo de varios miles más de judíos a Jerusalén (</w:t>
       </w:r>
-      <w:hyperlink r:id="rId18">
-        <w:r>
-          <w:rPr>
-            <w:lang w:val="es_ES" w:bidi="es_ES"/>
-          </w:rPr>
-          <w:rPr>
-            <w:color w:val="0000EE"/>
-            <w:u w:val="single"/>
-          </w:rPr>
-          <w:t>Esd 7:1–8:36</w:t>
-        </w:r>
-      </w:hyperlink>
+      <w:r>
+        <w:rPr>
+          <w:lang w:val="es_ES" w:bidi="es_ES"/>
+        </w:rPr>
+        <w:t>Esd 7:1–8:36</w:t>
+      </w:r>
       <w:r>
         <w:rPr>
           <w:lang w:val="es_ES" w:bidi="es_ES"/>
         </w:rPr>
         <w:t>). Luego de un tiempo antes se enteró de que algunos de los líderes y sacerdotes se habían casado con mujeres que no adoraban al Dios de Israel. Esdras vio esto como una amenaza para la unidad y pureza de la nación, y sabía que eventualmente causaría que Dios castigara al pueblo con otro exilio de la tierra (</w:t>
       </w:r>
-      <w:hyperlink r:id="rId19">
-        <w:r>
-          <w:rPr>
-            <w:lang w:val="es_ES" w:bidi="es_ES"/>
-          </w:rPr>
-          <w:rPr>
-            <w:color w:val="0000EE"/>
-            <w:u w:val="single"/>
-          </w:rPr>
-          <w:t>Esd 9:1–15</w:t>
-        </w:r>
-      </w:hyperlink>
+      <w:r>
+        <w:rPr>
+          <w:lang w:val="es_ES" w:bidi="es_ES"/>
+        </w:rPr>
+        <w:t>Esd 9:1–15</w:t>
+      </w:r>
       <w:r>
         <w:rPr>
           <w:lang w:val="es_ES" w:bidi="es_ES"/>
@@ -451,36 +409,24 @@
         </w:rPr>
         <w:t>El libro de Nehemías relata eventos desde aproximadamente el año 445 a.C., el vigésimo año de Artajerjes I (</w:t>
       </w:r>
-      <w:hyperlink r:id="rId20">
-        <w:r>
-          <w:rPr>
-            <w:lang w:val="es_ES" w:bidi="es_ES"/>
-          </w:rPr>
-          <w:rPr>
-            <w:color w:val="0000EE"/>
-            <w:u w:val="single"/>
-          </w:rPr>
-          <w:t>2:1</w:t>
-        </w:r>
-      </w:hyperlink>
+      <w:r>
+        <w:rPr>
+          <w:lang w:val="es_ES" w:bidi="es_ES"/>
+        </w:rPr>
+        <w:t>2:1</w:t>
+      </w:r>
       <w:r>
         <w:rPr>
           <w:lang w:val="es_ES" w:bidi="es_ES"/>
         </w:rPr>
         <w:t>), hasta después del 432 a.C., el trigésimo segundo año de Artajerjes (</w:t>
       </w:r>
-      <w:hyperlink r:id="rId21">
-        <w:r>
-          <w:rPr>
-            <w:lang w:val="es_ES" w:bidi="es_ES"/>
-          </w:rPr>
-          <w:rPr>
-            <w:color w:val="0000EE"/>
-            <w:u w:val="single"/>
-          </w:rPr>
-          <w:t>13:6–7</w:t>
-        </w:r>
-      </w:hyperlink>
+      <w:r>
+        <w:rPr>
+          <w:lang w:val="es_ES" w:bidi="es_ES"/>
+        </w:rPr>
+        <w:t>13:6–7</w:t>
+      </w:r>
       <w:r>
         <w:rPr>
           <w:lang w:val="es_ES" w:bidi="es_ES"/>
@@ -501,144 +447,96 @@
         </w:rPr>
         <w:t>Nehemías era el copero del Rey Artajerjes de Persia (</w:t>
       </w:r>
-      <w:hyperlink r:id="rId22">
-        <w:r>
-          <w:rPr>
-            <w:lang w:val="es_ES" w:bidi="es_ES"/>
-          </w:rPr>
-          <w:rPr>
-            <w:color w:val="0000EE"/>
-            <w:u w:val="single"/>
-          </w:rPr>
-          <w:t>1:11</w:t>
-        </w:r>
-      </w:hyperlink>
+      <w:r>
+        <w:rPr>
+          <w:lang w:val="es_ES" w:bidi="es_ES"/>
+        </w:rPr>
+        <w:t>1:11</w:t>
+      </w:r>
       <w:r>
         <w:rPr>
           <w:lang w:val="es_ES" w:bidi="es_ES"/>
         </w:rPr>
         <w:t>). Cuando Nehemías se enteró de la condición arruinada de Jerusalén (</w:t>
       </w:r>
-      <w:hyperlink r:id="rId23">
-        <w:r>
-          <w:rPr>
-            <w:lang w:val="es_ES" w:bidi="es_ES"/>
-          </w:rPr>
-          <w:rPr>
-            <w:color w:val="0000EE"/>
-            <w:u w:val="single"/>
-          </w:rPr>
-          <w:t>1:1–3</w:t>
-        </w:r>
-      </w:hyperlink>
+      <w:r>
+        <w:rPr>
+          <w:lang w:val="es_ES" w:bidi="es_ES"/>
+        </w:rPr>
+        <w:t>1:1–3</w:t>
+      </w:r>
       <w:r>
         <w:rPr>
           <w:lang w:val="es_ES" w:bidi="es_ES"/>
         </w:rPr>
         <w:t xml:space="preserve">), oró fervientemente pidiendo la ayuda de Dios. La respuesta de Dios llegó a través de Artajerjes, quien envió a Nehemías a Judá para reconstruir los muros de Jerusalén (cap. </w:t>
       </w:r>
-      <w:hyperlink r:id="rId24">
-        <w:r>
-          <w:rPr>
-            <w:lang w:val="es_ES" w:bidi="es_ES"/>
-          </w:rPr>
-          <w:rPr>
-            <w:color w:val="0000EE"/>
-            <w:u w:val="single"/>
-          </w:rPr>
-          <w:t>3</w:t>
-        </w:r>
-      </w:hyperlink>
+      <w:r>
+        <w:rPr>
+          <w:lang w:val="es_ES" w:bidi="es_ES"/>
+        </w:rPr>
+        <w:t>3</w:t>
+      </w:r>
       <w:r>
         <w:rPr>
           <w:lang w:val="es_ES" w:bidi="es_ES"/>
         </w:rPr>
         <w:t>). Nehemías organizó y motivó al pueblo, liderándolos con valentía e integridad durante tiempos de resistencia de enemigos externos (</w:t>
       </w:r>
-      <w:hyperlink r:id="rId25">
-        <w:r>
-          <w:rPr>
-            <w:lang w:val="es_ES" w:bidi="es_ES"/>
-          </w:rPr>
-          <w:rPr>
-            <w:color w:val="0000EE"/>
-            <w:u w:val="single"/>
-          </w:rPr>
-          <w:t>4:1–23</w:t>
-        </w:r>
-      </w:hyperlink>
+      <w:r>
+        <w:rPr>
+          <w:lang w:val="es_ES" w:bidi="es_ES"/>
+        </w:rPr>
+        <w:t>4:1–23</w:t>
+      </w:r>
       <w:r>
         <w:rPr>
           <w:lang w:val="es_ES" w:bidi="es_ES"/>
         </w:rPr>
         <w:t xml:space="preserve">; </w:t>
       </w:r>
-      <w:hyperlink r:id="rId26">
-        <w:r>
-          <w:rPr>
-            <w:lang w:val="es_ES" w:bidi="es_ES"/>
-          </w:rPr>
-          <w:rPr>
-            <w:color w:val="0000EE"/>
-            <w:u w:val="single"/>
-          </w:rPr>
-          <w:t>6:1–14</w:t>
-        </w:r>
-      </w:hyperlink>
+      <w:r>
+        <w:rPr>
+          <w:lang w:val="es_ES" w:bidi="es_ES"/>
+        </w:rPr>
+        <w:t>6:1–14</w:t>
+      </w:r>
       <w:r>
         <w:rPr>
           <w:lang w:val="es_ES" w:bidi="es_ES"/>
         </w:rPr>
         <w:t xml:space="preserve">) y conflictos dentro de la comunidad (cap. </w:t>
       </w:r>
-      <w:hyperlink r:id="rId27">
-        <w:r>
-          <w:rPr>
-            <w:lang w:val="es_ES" w:bidi="es_ES"/>
-          </w:rPr>
-          <w:rPr>
-            <w:color w:val="0000EE"/>
-            <w:u w:val="single"/>
-          </w:rPr>
-          <w:t>5</w:t>
-        </w:r>
-      </w:hyperlink>
+      <w:r>
+        <w:rPr>
+          <w:lang w:val="es_ES" w:bidi="es_ES"/>
+        </w:rPr>
+        <w:t>5</w:t>
+      </w:r>
       <w:r>
         <w:rPr>
           <w:lang w:val="es_ES" w:bidi="es_ES"/>
         </w:rPr>
         <w:t>). A pesar de la fuerte oposición (</w:t>
       </w:r>
-      <w:hyperlink r:id="rId28">
-        <w:r>
-          <w:rPr>
-            <w:lang w:val="es_ES" w:bidi="es_ES"/>
-          </w:rPr>
-          <w:rPr>
-            <w:color w:val="0000EE"/>
-            <w:u w:val="single"/>
-          </w:rPr>
-          <w:t>6:1–4</w:t>
-        </w:r>
-      </w:hyperlink>
+      <w:r>
+        <w:rPr>
+          <w:lang w:val="es_ES" w:bidi="es_ES"/>
+        </w:rPr>
+        <w:t>6:1–4</w:t>
+      </w:r>
       <w:r>
         <w:rPr>
           <w:lang w:val="es_ES" w:bidi="es_ES"/>
         </w:rPr>
         <w:t>), bajo el liderazgo de Nehemías, el pueblo reconstruyó los muros de Jerusalén en solo cincuenta y dos días (</w:t>
       </w:r>
-      <w:hyperlink r:id="rId29">
-        <w:r>
-          <w:rPr>
-            <w:lang w:val="es_ES" w:bidi="es_ES"/>
-          </w:rPr>
-          <w:rPr>
-            <w:color w:val="0000EE"/>
-            <w:u w:val="single"/>
-          </w:rPr>
-          <w:t>6:15</w:t>
-        </w:r>
-      </w:hyperlink>
+      <w:r>
+        <w:rPr>
+          <w:lang w:val="es_ES" w:bidi="es_ES"/>
+        </w:rPr>
+        <w:t>6:15</w:t>
+      </w:r>
       <w:r>
         <w:rPr>
           <w:lang w:val="es_ES" w:bidi="es_ES"/>
@@ -659,72 +557,48 @@
         </w:rPr>
         <w:t>Tras la finalización de las murallas, el relato se centra en las reformas religiosas lideradas por Esdras y Nehemías (</w:t>
       </w:r>
-      <w:hyperlink r:id="rId30">
-        <w:r>
-          <w:rPr>
-            <w:lang w:val="es_ES" w:bidi="es_ES"/>
-          </w:rPr>
-          <w:rPr>
-            <w:color w:val="0000EE"/>
-            <w:u w:val="single"/>
-          </w:rPr>
-          <w:t>7:73–10:39</w:t>
-        </w:r>
-      </w:hyperlink>
+      <w:r>
+        <w:rPr>
+          <w:lang w:val="es_ES" w:bidi="es_ES"/>
+        </w:rPr>
+        <w:t>7:73–10:39</w:t>
+      </w:r>
       <w:r>
         <w:rPr>
           <w:lang w:val="es_ES" w:bidi="es_ES"/>
         </w:rPr>
         <w:t>). En el Festival anual de los Tabernáculos, Esdras leyó al público los libros de Moisés (</w:t>
       </w:r>
-      <w:hyperlink r:id="rId31">
-        <w:r>
-          <w:rPr>
-            <w:lang w:val="es_ES" w:bidi="es_ES"/>
-          </w:rPr>
-          <w:rPr>
-            <w:color w:val="0000EE"/>
-            <w:u w:val="single"/>
-          </w:rPr>
-          <w:t>8:5–8</w:t>
-        </w:r>
-      </w:hyperlink>
+      <w:r>
+        <w:rPr>
+          <w:lang w:val="es_ES" w:bidi="es_ES"/>
+        </w:rPr>
+        <w:t>8:5–8</w:t>
+      </w:r>
       <w:r>
         <w:rPr>
           <w:lang w:val="es_ES" w:bidi="es_ES"/>
         </w:rPr>
         <w:t>), lo que resultó en un avivamiento y una larga oración de confesión (</w:t>
       </w:r>
-      <w:hyperlink r:id="rId32">
-        <w:r>
-          <w:rPr>
-            <w:lang w:val="es_ES" w:bidi="es_ES"/>
-          </w:rPr>
-          <w:rPr>
-            <w:color w:val="0000EE"/>
-            <w:u w:val="single"/>
-          </w:rPr>
-          <w:t>9:5–37</w:t>
-        </w:r>
-      </w:hyperlink>
+      <w:r>
+        <w:rPr>
+          <w:lang w:val="es_ES" w:bidi="es_ES"/>
+        </w:rPr>
+        <w:t>9:5–37</w:t>
+      </w:r>
       <w:r>
         <w:rPr>
           <w:lang w:val="es_ES" w:bidi="es_ES"/>
         </w:rPr>
         <w:t>). Durante este avivamiento, los israelitas se comprometieron a no casarse con extranjeros y a no profanar el sábado (</w:t>
       </w:r>
-      <w:hyperlink r:id="rId33">
-        <w:r>
-          <w:rPr>
-            <w:lang w:val="es_ES" w:bidi="es_ES"/>
-          </w:rPr>
-          <w:rPr>
-            <w:color w:val="0000EE"/>
-            <w:u w:val="single"/>
-          </w:rPr>
-          <w:t>10:28–39</w:t>
-        </w:r>
-      </w:hyperlink>
+      <w:r>
+        <w:rPr>
+          <w:lang w:val="es_ES" w:bidi="es_ES"/>
+        </w:rPr>
+        <w:t>10:28–39</w:t>
+      </w:r>
       <w:r>
         <w:rPr>
           <w:lang w:val="es_ES" w:bidi="es_ES"/>
@@ -745,108 +619,72 @@
         </w:rPr>
         <w:t xml:space="preserve">La sección final del libro (caps. </w:t>
       </w:r>
-      <w:hyperlink r:id="rId34">
-        <w:r>
-          <w:rPr>
-            <w:lang w:val="es_ES" w:bidi="es_ES"/>
-          </w:rPr>
-          <w:rPr>
-            <w:color w:val="0000EE"/>
-            <w:u w:val="single"/>
-          </w:rPr>
-          <w:t>11–13</w:t>
-        </w:r>
-      </w:hyperlink>
+      <w:r>
+        <w:rPr>
+          <w:lang w:val="es_ES" w:bidi="es_ES"/>
+        </w:rPr>
+        <w:t>11–13</w:t>
+      </w:r>
       <w:r>
         <w:rPr>
           <w:lang w:val="es_ES" w:bidi="es_ES"/>
         </w:rPr>
         <w:t>) describe los esfuerzos cívicos de Nehemías para restablecer a más personas en Jerusalén (</w:t>
       </w:r>
-      <w:hyperlink r:id="rId35">
-        <w:r>
-          <w:rPr>
-            <w:lang w:val="es_ES" w:bidi="es_ES"/>
-          </w:rPr>
-          <w:rPr>
-            <w:color w:val="0000EE"/>
-            <w:u w:val="single"/>
-          </w:rPr>
-          <w:t>11</w:t>
-        </w:r>
-      </w:hyperlink>
+      <w:r>
+        <w:rPr>
+          <w:lang w:val="es_ES" w:bidi="es_ES"/>
+        </w:rPr>
+        <w:t>11</w:t>
+      </w:r>
       <w:r>
         <w:rPr>
           <w:lang w:val="es_ES" w:bidi="es_ES"/>
         </w:rPr>
         <w:t>), dedicar los muros de Jerusalén (</w:t>
       </w:r>
-      <w:hyperlink r:id="rId36">
-        <w:r>
-          <w:rPr>
-            <w:lang w:val="es_ES" w:bidi="es_ES"/>
-          </w:rPr>
-          <w:rPr>
-            <w:color w:val="0000EE"/>
-            <w:u w:val="single"/>
-          </w:rPr>
-          <w:t>12:27–43</w:t>
-        </w:r>
-      </w:hyperlink>
+      <w:r>
+        <w:rPr>
+          <w:lang w:val="es_ES" w:bidi="es_ES"/>
+        </w:rPr>
+        <w:t>12:27–43</w:t>
+      </w:r>
       <w:r>
         <w:rPr>
           <w:lang w:val="es_ES" w:bidi="es_ES"/>
         </w:rPr>
         <w:t>) y organizar a los porteros y asistentes del almacén del templo (</w:t>
       </w:r>
-      <w:hyperlink r:id="rId37">
-        <w:r>
-          <w:rPr>
-            <w:lang w:val="es_ES" w:bidi="es_ES"/>
-          </w:rPr>
-          <w:rPr>
-            <w:color w:val="0000EE"/>
-            <w:u w:val="single"/>
-          </w:rPr>
-          <w:t>12:44–13:5</w:t>
-        </w:r>
-      </w:hyperlink>
+      <w:r>
+        <w:rPr>
+          <w:lang w:val="es_ES" w:bidi="es_ES"/>
+        </w:rPr>
+        <w:t>12:44–13:5</w:t>
+      </w:r>
       <w:r>
         <w:rPr>
           <w:lang w:val="es_ES" w:bidi="es_ES"/>
         </w:rPr>
         <w:t>). Después de un tiempo de ausencia, Nehemías regresó a Jerusalén (</w:t>
       </w:r>
-      <w:hyperlink r:id="rId21">
-        <w:r>
-          <w:rPr>
-            <w:lang w:val="es_ES" w:bidi="es_ES"/>
-          </w:rPr>
-          <w:rPr>
-            <w:color w:val="0000EE"/>
-            <w:u w:val="single"/>
-          </w:rPr>
-          <w:t>13:6–7</w:t>
-        </w:r>
-      </w:hyperlink>
+      <w:r>
+        <w:rPr>
+          <w:lang w:val="es_ES" w:bidi="es_ES"/>
+        </w:rPr>
+        <w:t>13:6–7</w:t>
+      </w:r>
       <w:r>
         <w:rPr>
           <w:lang w:val="es_ES" w:bidi="es_ES"/>
         </w:rPr>
         <w:t>). Al llegar, tomó medidas para asegurar la pureza del templo y nuevamente confrontó al pueblo sobre el sábado y el matrimonio con personas que adoraban a otros dioses (</w:t>
       </w:r>
-      <w:hyperlink r:id="rId38">
-        <w:r>
-          <w:rPr>
-            <w:lang w:val="es_ES" w:bidi="es_ES"/>
-          </w:rPr>
-          <w:rPr>
-            <w:color w:val="0000EE"/>
-            <w:u w:val="single"/>
-          </w:rPr>
-          <w:t>13:10–28</w:t>
-        </w:r>
-      </w:hyperlink>
+      <w:r>
+        <w:rPr>
+          <w:lang w:val="es_ES" w:bidi="es_ES"/>
+        </w:rPr>
+        <w:t>13:10–28</w:t>
+      </w:r>
       <w:r>
         <w:rPr>
           <w:lang w:val="es_ES" w:bidi="es_ES"/>
@@ -891,54 +729,36 @@
         </w:rPr>
         <w:t xml:space="preserve">15a) menciona que Esdras escribió tanto Esdras como Nehemías, y esta es la posibilidad más probable. </w:t>
       </w:r>
-      <w:hyperlink r:id="rId39">
-        <w:r>
-          <w:rPr>
-            <w:lang w:val="es_ES" w:bidi="es_ES"/>
-          </w:rPr>
-          <w:rPr>
-            <w:color w:val="0000EE"/>
-            <w:u w:val="single"/>
-          </w:rPr>
-          <w:t>Ne 8–10</w:t>
-        </w:r>
-      </w:hyperlink>
+      <w:r>
+        <w:rPr>
+          <w:lang w:val="es_ES" w:bidi="es_ES"/>
+        </w:rPr>
+        <w:t>Ne 8–10</w:t>
+      </w:r>
       <w:r>
         <w:rPr>
           <w:lang w:val="es_ES" w:bidi="es_ES"/>
         </w:rPr>
         <w:t xml:space="preserve"> probablemente proviene de las propias memorias de Esdras. Esdras también adaptó y organizó una variedad de materiales para sus propósitos, aparentemente incluyendo las memorias de Nehemías y sus informes a la corte persa sobre el progreso de la reconstrucción en Jerusalén (</w:t>
       </w:r>
-      <w:hyperlink r:id="rId40">
-        <w:r>
-          <w:rPr>
-            <w:lang w:val="es_ES" w:bidi="es_ES"/>
-          </w:rPr>
-          <w:rPr>
-            <w:color w:val="0000EE"/>
-            <w:u w:val="single"/>
-          </w:rPr>
-          <w:t>Ne 1–7</w:t>
-        </w:r>
-      </w:hyperlink>
+      <w:r>
+        <w:rPr>
+          <w:lang w:val="es_ES" w:bidi="es_ES"/>
+        </w:rPr>
+        <w:t>Ne 1–7</w:t>
+      </w:r>
       <w:r>
         <w:rPr>
           <w:lang w:val="es_ES" w:bidi="es_ES"/>
         </w:rPr>
         <w:t xml:space="preserve"> y </w:t>
       </w:r>
-      <w:hyperlink r:id="rId34">
-        <w:r>
-          <w:rPr>
-            <w:lang w:val="es_ES" w:bidi="es_ES"/>
-          </w:rPr>
-          <w:rPr>
-            <w:color w:val="0000EE"/>
-            <w:u w:val="single"/>
-          </w:rPr>
-          <w:t>11–13</w:t>
-        </w:r>
-      </w:hyperlink>
+      <w:r>
+        <w:rPr>
+          <w:lang w:val="es_ES" w:bidi="es_ES"/>
+        </w:rPr>
+        <w:t>11–13</w:t>
+      </w:r>
       <w:r>
         <w:rPr>
           <w:lang w:val="es_ES" w:bidi="es_ES"/>
@@ -959,72 +779,48 @@
         </w:rPr>
         <w:t>Nehemías comparte varias características con el libro de Esdras. Tanto Esdras (</w:t>
       </w:r>
-      <w:hyperlink r:id="rId41">
-        <w:r>
-          <w:rPr>
-            <w:lang w:val="es_ES" w:bidi="es_ES"/>
-          </w:rPr>
-          <w:rPr>
-            <w:color w:val="0000EE"/>
-            <w:u w:val="single"/>
-          </w:rPr>
-          <w:t>Esd 1–6</w:t>
-        </w:r>
-      </w:hyperlink>
+      <w:r>
+        <w:rPr>
+          <w:lang w:val="es_ES" w:bidi="es_ES"/>
+        </w:rPr>
+        <w:t>Esd 1–6</w:t>
+      </w:r>
       <w:r>
         <w:rPr>
           <w:lang w:val="es_ES" w:bidi="es_ES"/>
         </w:rPr>
         <w:t>) como Nehemías (</w:t>
       </w:r>
-      <w:hyperlink r:id="rId40">
-        <w:r>
-          <w:rPr>
-            <w:lang w:val="es_ES" w:bidi="es_ES"/>
-          </w:rPr>
-          <w:rPr>
-            <w:color w:val="0000EE"/>
-            <w:u w:val="single"/>
-          </w:rPr>
-          <w:t>Ne 1–7</w:t>
-        </w:r>
-      </w:hyperlink>
+      <w:r>
+        <w:rPr>
+          <w:lang w:val="es_ES" w:bidi="es_ES"/>
+        </w:rPr>
+        <w:t>Ne 1–7</w:t>
+      </w:r>
       <w:r>
         <w:rPr>
           <w:lang w:val="es_ES" w:bidi="es_ES"/>
         </w:rPr>
         <w:t>) describen el regreso de los exiliados a Jerusalén para completar un proyecto de reconstrucción. Ambos libros relatan historias de vecinos que se oponen a los esfuerzos de reconstrucción. Lo más importante es que tanto Nehemías como Esdras muestran cómo el trabajo arduo y la ayuda de Dios permitieron al pueblo completar la construcción de estructuras importantes en Jerusalén. Ambos libros también narran reformas espirituales en las que la comunidad escuchó la palabra de Dios, se arrepintió de fracasos pasados e instituyó reformas religiosas y sociales (</w:t>
       </w:r>
-      <w:hyperlink r:id="rId42">
-        <w:r>
-          <w:rPr>
-            <w:lang w:val="es_ES" w:bidi="es_ES"/>
-          </w:rPr>
-          <w:rPr>
-            <w:color w:val="0000EE"/>
-            <w:u w:val="single"/>
-          </w:rPr>
-          <w:t>Esd 9–10,</w:t>
-        </w:r>
-      </w:hyperlink>
+      <w:r>
+        <w:rPr>
+          <w:lang w:val="es_ES" w:bidi="es_ES"/>
+        </w:rPr>
+        <w:t>Esd 9–10,</w:t>
+      </w:r>
       <w:r>
         <w:rPr>
           <w:lang w:val="es_ES" w:bidi="es_ES"/>
         </w:rPr>
         <w:t xml:space="preserve"> </w:t>
       </w:r>
-      <w:hyperlink r:id="rId39">
-        <w:r>
-          <w:rPr>
-            <w:lang w:val="es_ES" w:bidi="es_ES"/>
-          </w:rPr>
-          <w:rPr>
-            <w:color w:val="0000EE"/>
-            <w:u w:val="single"/>
-          </w:rPr>
-          <w:t>Ne 8–10</w:t>
-        </w:r>
-      </w:hyperlink>
+      <w:r>
+        <w:rPr>
+          <w:lang w:val="es_ES" w:bidi="es_ES"/>
+        </w:rPr>
+        <w:t>Ne 8–10</w:t>
+      </w:r>
       <w:r>
         <w:rPr>
           <w:lang w:val="es_ES" w:bidi="es_ES"/>
@@ -1045,216 +841,144 @@
         </w:rPr>
         <w:t>Varios eventos en Nehemías tienen paralelismos con Esdras y se narran de maneras similares. Hay relatos sobre aquellos que se opusieron a la reconstrucción (</w:t>
       </w:r>
-      <w:hyperlink r:id="rId26">
-        <w:r>
-          <w:rPr>
-            <w:lang w:val="es_ES" w:bidi="es_ES"/>
-          </w:rPr>
-          <w:rPr>
-            <w:color w:val="0000EE"/>
-            <w:u w:val="single"/>
-          </w:rPr>
-          <w:t>6:1–14,</w:t>
-        </w:r>
-      </w:hyperlink>
+      <w:r>
+        <w:rPr>
+          <w:lang w:val="es_ES" w:bidi="es_ES"/>
+        </w:rPr>
+        <w:t>6:1–14,</w:t>
+      </w:r>
       <w:r>
         <w:rPr>
           <w:lang w:val="es_ES" w:bidi="es_ES"/>
         </w:rPr>
         <w:t xml:space="preserve"> </w:t>
       </w:r>
-      <w:hyperlink r:id="rId43">
-        <w:r>
-          <w:rPr>
-            <w:lang w:val="es_ES" w:bidi="es_ES"/>
-          </w:rPr>
-          <w:rPr>
-            <w:color w:val="0000EE"/>
-            <w:u w:val="single"/>
-          </w:rPr>
-          <w:t>Esd 4:1–23</w:t>
-        </w:r>
-      </w:hyperlink>
+      <w:r>
+        <w:rPr>
+          <w:lang w:val="es_ES" w:bidi="es_ES"/>
+        </w:rPr>
+        <w:t>Esd 4:1–23</w:t>
+      </w:r>
       <w:r>
         <w:rPr>
           <w:lang w:val="es_ES" w:bidi="es_ES"/>
         </w:rPr>
         <w:t>), procesiones para celebrar dedicaciones (</w:t>
       </w:r>
-      <w:hyperlink r:id="rId44">
-        <w:r>
-          <w:rPr>
-            <w:lang w:val="es_ES" w:bidi="es_ES"/>
-          </w:rPr>
-          <w:rPr>
-            <w:color w:val="0000EE"/>
-            <w:u w:val="single"/>
-          </w:rPr>
-          <w:t>12:31–43,</w:t>
-        </w:r>
-      </w:hyperlink>
+      <w:r>
+        <w:rPr>
+          <w:lang w:val="es_ES" w:bidi="es_ES"/>
+        </w:rPr>
+        <w:t>12:31–43,</w:t>
+      </w:r>
       <w:r>
         <w:rPr>
           <w:lang w:val="es_ES" w:bidi="es_ES"/>
         </w:rPr>
         <w:t xml:space="preserve"> </w:t>
       </w:r>
-      <w:hyperlink r:id="rId45">
-        <w:r>
-          <w:rPr>
-            <w:lang w:val="es_ES" w:bidi="es_ES"/>
-          </w:rPr>
-          <w:rPr>
-            <w:color w:val="0000EE"/>
-            <w:u w:val="single"/>
-          </w:rPr>
-          <w:t>Esd 6:16–18</w:t>
-        </w:r>
-      </w:hyperlink>
+      <w:r>
+        <w:rPr>
+          <w:lang w:val="es_ES" w:bidi="es_ES"/>
+        </w:rPr>
+        <w:t>Esd 6:16–18</w:t>
+      </w:r>
       <w:r>
         <w:rPr>
           <w:lang w:val="es_ES" w:bidi="es_ES"/>
         </w:rPr>
         <w:t>) y reformas semejantes (</w:t>
       </w:r>
-      <w:hyperlink r:id="rId46">
-        <w:r>
-          <w:rPr>
-            <w:lang w:val="es_ES" w:bidi="es_ES"/>
-          </w:rPr>
-          <w:rPr>
-            <w:color w:val="0000EE"/>
-            <w:u w:val="single"/>
-          </w:rPr>
-          <w:t>13:15–29,</w:t>
-        </w:r>
-      </w:hyperlink>
+      <w:r>
+        <w:rPr>
+          <w:lang w:val="es_ES" w:bidi="es_ES"/>
+        </w:rPr>
+        <w:t>13:15–29,</w:t>
+      </w:r>
       <w:r>
         <w:rPr>
           <w:lang w:val="es_ES" w:bidi="es_ES"/>
         </w:rPr>
         <w:t xml:space="preserve"> </w:t>
       </w:r>
-      <w:hyperlink r:id="rId42">
-        <w:r>
-          <w:rPr>
-            <w:lang w:val="es_ES" w:bidi="es_ES"/>
-          </w:rPr>
-          <w:rPr>
-            <w:color w:val="0000EE"/>
-            <w:u w:val="single"/>
-          </w:rPr>
-          <w:t>Esd 9:1–10:44</w:t>
-        </w:r>
-      </w:hyperlink>
+      <w:r>
+        <w:rPr>
+          <w:lang w:val="es_ES" w:bidi="es_ES"/>
+        </w:rPr>
+        <w:t>Esd 9:1–10:44</w:t>
+      </w:r>
       <w:r>
         <w:rPr>
           <w:lang w:val="es_ES" w:bidi="es_ES"/>
         </w:rPr>
         <w:t>). Al igual que Esdras, Nehemías incluye listas de nombres (</w:t>
       </w:r>
-      <w:hyperlink r:id="rId24">
-        <w:r>
-          <w:rPr>
-            <w:lang w:val="es_ES" w:bidi="es_ES"/>
-          </w:rPr>
-          <w:rPr>
-            <w:color w:val="0000EE"/>
-            <w:u w:val="single"/>
-          </w:rPr>
-          <w:t>3,</w:t>
-        </w:r>
-      </w:hyperlink>
+      <w:r>
+        <w:rPr>
+          <w:lang w:val="es_ES" w:bidi="es_ES"/>
+        </w:rPr>
+        <w:t>3,</w:t>
+      </w:r>
       <w:r>
         <w:rPr>
           <w:lang w:val="es_ES" w:bidi="es_ES"/>
         </w:rPr>
         <w:t xml:space="preserve"> </w:t>
       </w:r>
-      <w:hyperlink r:id="rId47">
-        <w:r>
-          <w:rPr>
-            <w:lang w:val="es_ES" w:bidi="es_ES"/>
-          </w:rPr>
-          <w:rPr>
-            <w:color w:val="0000EE"/>
-            <w:u w:val="single"/>
-          </w:rPr>
-          <w:t>7:6–73,</w:t>
-        </w:r>
-      </w:hyperlink>
+      <w:r>
+        <w:rPr>
+          <w:lang w:val="es_ES" w:bidi="es_ES"/>
+        </w:rPr>
+        <w:t>7:6–73,</w:t>
+      </w:r>
       <w:r>
         <w:rPr>
           <w:lang w:val="es_ES" w:bidi="es_ES"/>
         </w:rPr>
         <w:t xml:space="preserve"> </w:t>
       </w:r>
-      <w:hyperlink r:id="rId48">
-        <w:r>
-          <w:rPr>
-            <w:lang w:val="es_ES" w:bidi="es_ES"/>
-          </w:rPr>
-          <w:rPr>
-            <w:color w:val="0000EE"/>
-            <w:u w:val="single"/>
-          </w:rPr>
-          <w:t>10:1–27,</w:t>
-        </w:r>
-      </w:hyperlink>
+      <w:r>
+        <w:rPr>
+          <w:lang w:val="es_ES" w:bidi="es_ES"/>
+        </w:rPr>
+        <w:t>10:1–27,</w:t>
+      </w:r>
       <w:r>
         <w:rPr>
           <w:lang w:val="es_ES" w:bidi="es_ES"/>
         </w:rPr>
         <w:t xml:space="preserve"> </w:t>
       </w:r>
-      <w:hyperlink r:id="rId49">
-        <w:r>
-          <w:rPr>
-            <w:lang w:val="es_ES" w:bidi="es_ES"/>
-          </w:rPr>
-          <w:rPr>
-            <w:color w:val="0000EE"/>
-            <w:u w:val="single"/>
-          </w:rPr>
-          <w:t>11:1–12:26</w:t>
-        </w:r>
-      </w:hyperlink>
+      <w:r>
+        <w:rPr>
+          <w:lang w:val="es_ES" w:bidi="es_ES"/>
+        </w:rPr>
+        <w:t>11:1–12:26</w:t>
+      </w:r>
       <w:r>
         <w:rPr>
           <w:lang w:val="es_ES" w:bidi="es_ES"/>
         </w:rPr>
         <w:t>) y al menos una sección genealógica (</w:t>
       </w:r>
-      <w:hyperlink r:id="rId50">
-        <w:r>
-          <w:rPr>
-            <w:lang w:val="es_ES" w:bidi="es_ES"/>
-          </w:rPr>
-          <w:rPr>
-            <w:color w:val="0000EE"/>
-            <w:u w:val="single"/>
-          </w:rPr>
-          <w:t>7:6–10:39</w:t>
-        </w:r>
-      </w:hyperlink>
+      <w:r>
+        <w:rPr>
+          <w:lang w:val="es_ES" w:bidi="es_ES"/>
+        </w:rPr>
+        <w:t>7:6–10:39</w:t>
+      </w:r>
       <w:r>
         <w:rPr>
           <w:lang w:val="es_ES" w:bidi="es_ES"/>
         </w:rPr>
         <w:t>) seguida por la continuación de un relato anterior (</w:t>
       </w:r>
-      <w:hyperlink r:id="rId51">
-        <w:r>
-          <w:rPr>
-            <w:lang w:val="es_ES" w:bidi="es_ES"/>
-          </w:rPr>
-          <w:rPr>
-            <w:color w:val="0000EE"/>
-            <w:u w:val="single"/>
-          </w:rPr>
-          <w:t>11:1–4</w:t>
-        </w:r>
-      </w:hyperlink>
+      <w:r>
+        <w:rPr>
+          <w:lang w:val="es_ES" w:bidi="es_ES"/>
+        </w:rPr>
+        <w:t>11:1–4</w:t>
+      </w:r>
       <w:r>
         <w:rPr>
           <w:lang w:val="es_ES" w:bidi="es_ES"/>
@@ -1286,216 +1010,144 @@
         </w:rPr>
         <w:t>Oración. Nehemías fundamentó su servicio en la oración. Oró fervientemente para que Dios rescatara al pueblo de su situación despreciada, y Dios respondió enviando a Nehemías (</w:t>
       </w:r>
-      <w:hyperlink r:id="rId52">
-        <w:r>
-          <w:rPr>
-            <w:lang w:val="es_ES" w:bidi="es_ES"/>
-          </w:rPr>
-          <w:rPr>
-            <w:color w:val="0000EE"/>
-            <w:u w:val="single"/>
-          </w:rPr>
-          <w:t>1:1–2:8</w:t>
-        </w:r>
-      </w:hyperlink>
+      <w:r>
+        <w:rPr>
+          <w:lang w:val="es_ES" w:bidi="es_ES"/>
+        </w:rPr>
+        <w:t>1:1–2:8</w:t>
+      </w:r>
       <w:r>
         <w:rPr>
           <w:lang w:val="es_ES" w:bidi="es_ES"/>
         </w:rPr>
         <w:t>). Cuando los extranjeros se opusieron a la restauración de los muros de Jerusalén, Nehemías pidió a Dios que los juzgara (</w:t>
       </w:r>
-      <w:hyperlink r:id="rId53">
-        <w:r>
-          <w:rPr>
-            <w:lang w:val="es_ES" w:bidi="es_ES"/>
-          </w:rPr>
-          <w:rPr>
-            <w:color w:val="0000EE"/>
-            <w:u w:val="single"/>
-          </w:rPr>
-          <w:t>4:4–5</w:t>
-        </w:r>
-      </w:hyperlink>
+      <w:r>
+        <w:rPr>
+          <w:lang w:val="es_ES" w:bidi="es_ES"/>
+        </w:rPr>
+        <w:t>4:4–5</w:t>
+      </w:r>
       <w:r>
         <w:rPr>
           <w:lang w:val="es_ES" w:bidi="es_ES"/>
         </w:rPr>
         <w:t xml:space="preserve">; </w:t>
       </w:r>
-      <w:hyperlink r:id="rId54">
-        <w:r>
-          <w:rPr>
-            <w:lang w:val="es_ES" w:bidi="es_ES"/>
-          </w:rPr>
-          <w:rPr>
-            <w:color w:val="0000EE"/>
-            <w:u w:val="single"/>
-          </w:rPr>
-          <w:t>6:14</w:t>
-        </w:r>
-      </w:hyperlink>
+      <w:r>
+        <w:rPr>
+          <w:lang w:val="es_ES" w:bidi="es_ES"/>
+        </w:rPr>
+        <w:t>6:14</w:t>
+      </w:r>
       <w:r>
         <w:rPr>
           <w:lang w:val="es_ES" w:bidi="es_ES"/>
         </w:rPr>
         <w:t>). Nehemías oró por apoyo divino cuando trató con personas que estaban llevando a sus compañeros judíos a la esclavitud (</w:t>
       </w:r>
-      <w:hyperlink r:id="rId55">
-        <w:r>
-          <w:rPr>
-            <w:lang w:val="es_ES" w:bidi="es_ES"/>
-          </w:rPr>
-          <w:rPr>
-            <w:color w:val="0000EE"/>
-            <w:u w:val="single"/>
-          </w:rPr>
-          <w:t>5:19</w:t>
-        </w:r>
-      </w:hyperlink>
+      <w:r>
+        <w:rPr>
+          <w:lang w:val="es_ES" w:bidi="es_ES"/>
+        </w:rPr>
+        <w:t>5:19</w:t>
+      </w:r>
       <w:r>
         <w:rPr>
           <w:lang w:val="es_ES" w:bidi="es_ES"/>
         </w:rPr>
         <w:t>), con aquellos que no estaban diezmando (</w:t>
       </w:r>
-      <w:hyperlink r:id="rId56">
-        <w:r>
-          <w:rPr>
-            <w:lang w:val="es_ES" w:bidi="es_ES"/>
-          </w:rPr>
-          <w:rPr>
-            <w:color w:val="0000EE"/>
-            <w:u w:val="single"/>
-          </w:rPr>
-          <w:t>13:14</w:t>
-        </w:r>
-      </w:hyperlink>
+      <w:r>
+        <w:rPr>
+          <w:lang w:val="es_ES" w:bidi="es_ES"/>
+        </w:rPr>
+        <w:t>13:14</w:t>
+      </w:r>
       <w:r>
         <w:rPr>
           <w:lang w:val="es_ES" w:bidi="es_ES"/>
         </w:rPr>
         <w:t>), y con personas que no estaban guardando el sábado (</w:t>
       </w:r>
-      <w:hyperlink r:id="rId57">
-        <w:r>
-          <w:rPr>
-            <w:lang w:val="es_ES" w:bidi="es_ES"/>
-          </w:rPr>
-          <w:rPr>
-            <w:color w:val="0000EE"/>
-            <w:u w:val="single"/>
-          </w:rPr>
-          <w:t>13:22</w:t>
-        </w:r>
-      </w:hyperlink>
+      <w:r>
+        <w:rPr>
+          <w:lang w:val="es_ES" w:bidi="es_ES"/>
+        </w:rPr>
+        <w:t>13:22</w:t>
+      </w:r>
       <w:r>
         <w:rPr>
           <w:lang w:val="es_ES" w:bidi="es_ES"/>
         </w:rPr>
         <w:t>). La oración le proporcionó el poder para cumplir la voluntad de Dios. Seis veces Nehemías repitió un estribillo pidiendo al Señor que “recordara” ya sea a él o a sus oponentes (</w:t>
       </w:r>
-      <w:hyperlink r:id="rId55">
-        <w:r>
-          <w:rPr>
-            <w:lang w:val="es_ES" w:bidi="es_ES"/>
-          </w:rPr>
-          <w:rPr>
-            <w:color w:val="0000EE"/>
-            <w:u w:val="single"/>
-          </w:rPr>
-          <w:t>5:19</w:t>
-        </w:r>
-      </w:hyperlink>
+      <w:r>
+        <w:rPr>
+          <w:lang w:val="es_ES" w:bidi="es_ES"/>
+        </w:rPr>
+        <w:t>5:19</w:t>
+      </w:r>
       <w:r>
         <w:rPr>
           <w:lang w:val="es_ES" w:bidi="es_ES"/>
         </w:rPr>
         <w:t xml:space="preserve">; </w:t>
       </w:r>
-      <w:hyperlink r:id="rId54">
-        <w:r>
-          <w:rPr>
-            <w:lang w:val="es_ES" w:bidi="es_ES"/>
-          </w:rPr>
-          <w:rPr>
-            <w:color w:val="0000EE"/>
-            <w:u w:val="single"/>
-          </w:rPr>
-          <w:t>6:14</w:t>
-        </w:r>
-      </w:hyperlink>
+      <w:r>
+        <w:rPr>
+          <w:lang w:val="es_ES" w:bidi="es_ES"/>
+        </w:rPr>
+        <w:t>6:14</w:t>
+      </w:r>
       <w:r>
         <w:rPr>
           <w:lang w:val="es_ES" w:bidi="es_ES"/>
         </w:rPr>
         <w:t xml:space="preserve">; </w:t>
       </w:r>
-      <w:hyperlink r:id="rId56">
-        <w:r>
-          <w:rPr>
-            <w:lang w:val="es_ES" w:bidi="es_ES"/>
-          </w:rPr>
-          <w:rPr>
-            <w:color w:val="0000EE"/>
-            <w:u w:val="single"/>
-          </w:rPr>
-          <w:t>13:14</w:t>
-        </w:r>
-      </w:hyperlink>
+      <w:r>
+        <w:rPr>
+          <w:lang w:val="es_ES" w:bidi="es_ES"/>
+        </w:rPr>
+        <w:t>13:14</w:t>
+      </w:r>
       <w:r>
         <w:rPr>
           <w:lang w:val="es_ES" w:bidi="es_ES"/>
         </w:rPr>
         <w:t>,</w:t>
       </w:r>
-      <w:hyperlink r:id="rId57">
-        <w:r>
-          <w:rPr>
-            <w:lang w:val="es_ES" w:bidi="es_ES"/>
-          </w:rPr>
-          <w:rPr>
-            <w:color w:val="0000EE"/>
-            <w:u w:val="single"/>
-          </w:rPr>
-          <w:t>22</w:t>
-        </w:r>
-      </w:hyperlink>
+      <w:r>
+        <w:rPr>
+          <w:lang w:val="es_ES" w:bidi="es_ES"/>
+        </w:rPr>
+        <w:t>22</w:t>
+      </w:r>
       <w:r>
         <w:rPr>
           <w:lang w:val="es_ES" w:bidi="es_ES"/>
         </w:rPr>
         <w:t>,</w:t>
       </w:r>
-      <w:hyperlink r:id="rId58">
-        <w:r>
-          <w:rPr>
-            <w:lang w:val="es_ES" w:bidi="es_ES"/>
-          </w:rPr>
-          <w:rPr>
-            <w:color w:val="0000EE"/>
-            <w:u w:val="single"/>
-          </w:rPr>
-          <w:t>29</w:t>
-        </w:r>
-      </w:hyperlink>
+      <w:r>
+        <w:rPr>
+          <w:lang w:val="es_ES" w:bidi="es_ES"/>
+        </w:rPr>
+        <w:t>29</w:t>
+      </w:r>
       <w:r>
         <w:rPr>
           <w:lang w:val="es_ES" w:bidi="es_ES"/>
         </w:rPr>
         <w:t>,</w:t>
       </w:r>
-      <w:hyperlink r:id="rId59">
-        <w:r>
-          <w:rPr>
-            <w:lang w:val="es_ES" w:bidi="es_ES"/>
-          </w:rPr>
-          <w:rPr>
-            <w:color w:val="0000EE"/>
-            <w:u w:val="single"/>
-          </w:rPr>
-          <w:t>31</w:t>
-        </w:r>
-      </w:hyperlink>
+      <w:r>
+        <w:rPr>
+          <w:lang w:val="es_ES" w:bidi="es_ES"/>
+        </w:rPr>
+        <w:t>31</w:t>
+      </w:r>
       <w:r>
         <w:rPr>
           <w:lang w:val="es_ES" w:bidi="es_ES"/>
@@ -1516,216 +1168,144 @@
         </w:rPr>
         <w:t>La providencia de Dios. El libro de Nehemías destaca que Dios controla soberanamente las vidas de individuos y naciones. Dios puede restaurar a las personas del exilio (</w:t>
       </w:r>
-      <w:hyperlink r:id="rId60">
-        <w:r>
-          <w:rPr>
-            <w:lang w:val="es_ES" w:bidi="es_ES"/>
-          </w:rPr>
-          <w:rPr>
-            <w:color w:val="0000EE"/>
-            <w:u w:val="single"/>
-          </w:rPr>
-          <w:t>1:8–9</w:t>
-        </w:r>
-      </w:hyperlink>
+      <w:r>
+        <w:rPr>
+          <w:lang w:val="es_ES" w:bidi="es_ES"/>
+        </w:rPr>
+        <w:t>1:8–9</w:t>
+      </w:r>
       <w:r>
         <w:rPr>
           <w:lang w:val="es_ES" w:bidi="es_ES"/>
         </w:rPr>
         <w:t>), promover a uno de sus siervos para que sea el copero del rey y luego el gobernador de una provincia (</w:t>
       </w:r>
-      <w:hyperlink r:id="rId22">
-        <w:r>
-          <w:rPr>
-            <w:lang w:val="es_ES" w:bidi="es_ES"/>
-          </w:rPr>
-          <w:rPr>
-            <w:color w:val="0000EE"/>
-            <w:u w:val="single"/>
-          </w:rPr>
-          <w:t>1:11</w:t>
-        </w:r>
-      </w:hyperlink>
+      <w:r>
+        <w:rPr>
+          <w:lang w:val="es_ES" w:bidi="es_ES"/>
+        </w:rPr>
+        <w:t>1:11</w:t>
+      </w:r>
       <w:r>
         <w:rPr>
           <w:lang w:val="es_ES" w:bidi="es_ES"/>
         </w:rPr>
         <w:t xml:space="preserve">; </w:t>
       </w:r>
-      <w:hyperlink r:id="rId61">
-        <w:r>
-          <w:rPr>
-            <w:lang w:val="es_ES" w:bidi="es_ES"/>
-          </w:rPr>
-          <w:rPr>
-            <w:color w:val="0000EE"/>
-            <w:u w:val="single"/>
-          </w:rPr>
-          <w:t>2:8</w:t>
-        </w:r>
-      </w:hyperlink>
+      <w:r>
+        <w:rPr>
+          <w:lang w:val="es_ES" w:bidi="es_ES"/>
+        </w:rPr>
+        <w:t>2:8</w:t>
+      </w:r>
       <w:r>
         <w:rPr>
           <w:lang w:val="es_ES" w:bidi="es_ES"/>
         </w:rPr>
         <w:t>,</w:t>
       </w:r>
-      <w:hyperlink r:id="rId62">
-        <w:r>
-          <w:rPr>
-            <w:lang w:val="es_ES" w:bidi="es_ES"/>
-          </w:rPr>
-          <w:rPr>
-            <w:color w:val="0000EE"/>
-            <w:u w:val="single"/>
-          </w:rPr>
-          <w:t>18</w:t>
-        </w:r>
-      </w:hyperlink>
+      <w:r>
+        <w:rPr>
+          <w:lang w:val="es_ES" w:bidi="es_ES"/>
+        </w:rPr>
+        <w:t>18</w:t>
+      </w:r>
       <w:r>
         <w:rPr>
           <w:lang w:val="es_ES" w:bidi="es_ES"/>
         </w:rPr>
         <w:t>), y asegurar el éxito en la reconstrucción de los muros (</w:t>
       </w:r>
-      <w:hyperlink r:id="rId63">
-        <w:r>
-          <w:rPr>
-            <w:lang w:val="es_ES" w:bidi="es_ES"/>
-          </w:rPr>
-          <w:rPr>
-            <w:color w:val="0000EE"/>
-            <w:u w:val="single"/>
-          </w:rPr>
-          <w:t>2:20,</w:t>
-        </w:r>
-      </w:hyperlink>
+      <w:r>
+        <w:rPr>
+          <w:lang w:val="es_ES" w:bidi="es_ES"/>
+        </w:rPr>
+        <w:t>2:20,</w:t>
+      </w:r>
       <w:r>
         <w:rPr>
           <w:lang w:val="es_ES" w:bidi="es_ES"/>
         </w:rPr>
         <w:t xml:space="preserve"> </w:t>
       </w:r>
-      <w:hyperlink r:id="rId64">
-        <w:r>
-          <w:rPr>
-            <w:lang w:val="es_ES" w:bidi="es_ES"/>
-          </w:rPr>
-          <w:rPr>
-            <w:color w:val="0000EE"/>
-            <w:u w:val="single"/>
-          </w:rPr>
-          <w:t>6:16</w:t>
-        </w:r>
-      </w:hyperlink>
+      <w:r>
+        <w:rPr>
+          <w:lang w:val="es_ES" w:bidi="es_ES"/>
+        </w:rPr>
+        <w:t>6:16</w:t>
+      </w:r>
       <w:r>
         <w:rPr>
           <w:lang w:val="es_ES" w:bidi="es_ES"/>
         </w:rPr>
         <w:t>). Dios protege a su pueblo (</w:t>
       </w:r>
-      <w:hyperlink r:id="rId53">
-        <w:r>
-          <w:rPr>
-            <w:lang w:val="es_ES" w:bidi="es_ES"/>
-          </w:rPr>
-          <w:rPr>
-            <w:color w:val="0000EE"/>
-            <w:u w:val="single"/>
-          </w:rPr>
-          <w:t>4:4–5</w:t>
-        </w:r>
-      </w:hyperlink>
+      <w:r>
+        <w:rPr>
+          <w:lang w:val="es_ES" w:bidi="es_ES"/>
+        </w:rPr>
+        <w:t>4:4–5</w:t>
+      </w:r>
       <w:r>
         <w:rPr>
           <w:lang w:val="es_ES" w:bidi="es_ES"/>
         </w:rPr>
         <w:t>,</w:t>
       </w:r>
-      <w:hyperlink r:id="rId65">
-        <w:r>
-          <w:rPr>
-            <w:lang w:val="es_ES" w:bidi="es_ES"/>
-          </w:rPr>
-          <w:rPr>
-            <w:color w:val="0000EE"/>
-            <w:u w:val="single"/>
-          </w:rPr>
-          <w:t>9</w:t>
-        </w:r>
-      </w:hyperlink>
+      <w:r>
+        <w:rPr>
+          <w:lang w:val="es_ES" w:bidi="es_ES"/>
+        </w:rPr>
+        <w:t>9</w:t>
+      </w:r>
       <w:r>
         <w:rPr>
           <w:lang w:val="es_ES" w:bidi="es_ES"/>
         </w:rPr>
         <w:t>,</w:t>
       </w:r>
-      <w:hyperlink r:id="rId66">
-        <w:r>
-          <w:rPr>
-            <w:lang w:val="es_ES" w:bidi="es_ES"/>
-          </w:rPr>
-          <w:rPr>
-            <w:color w:val="0000EE"/>
-            <w:u w:val="single"/>
-          </w:rPr>
-          <w:t>20</w:t>
-        </w:r>
-      </w:hyperlink>
+      <w:r>
+        <w:rPr>
+          <w:lang w:val="es_ES" w:bidi="es_ES"/>
+        </w:rPr>
+        <w:t>20</w:t>
+      </w:r>
       <w:r>
         <w:rPr>
           <w:lang w:val="es_ES" w:bidi="es_ES"/>
         </w:rPr>
         <w:t>) y frustra los planes de los malvados (</w:t>
       </w:r>
-      <w:hyperlink r:id="rId67">
-        <w:r>
-          <w:rPr>
-            <w:lang w:val="es_ES" w:bidi="es_ES"/>
-          </w:rPr>
-          <w:rPr>
-            <w:color w:val="0000EE"/>
-            <w:u w:val="single"/>
-          </w:rPr>
-          <w:t>4:14–15</w:t>
-        </w:r>
-      </w:hyperlink>
+      <w:r>
+        <w:rPr>
+          <w:lang w:val="es_ES" w:bidi="es_ES"/>
+        </w:rPr>
+        <w:t>4:14–15</w:t>
+      </w:r>
       <w:r>
         <w:rPr>
           <w:lang w:val="es_ES" w:bidi="es_ES"/>
         </w:rPr>
         <w:t>). El mismo Dios que creó el cielo y la tierra (</w:t>
       </w:r>
-      <w:hyperlink r:id="rId68">
-        <w:r>
-          <w:rPr>
-            <w:lang w:val="es_ES" w:bidi="es_ES"/>
-          </w:rPr>
-          <w:rPr>
-            <w:color w:val="0000EE"/>
-            <w:u w:val="single"/>
-          </w:rPr>
-          <w:t>9:6</w:t>
-        </w:r>
-      </w:hyperlink>
+      <w:r>
+        <w:rPr>
+          <w:lang w:val="es_ES" w:bidi="es_ES"/>
+        </w:rPr>
+        <w:t>9:6</w:t>
+      </w:r>
       <w:r>
         <w:rPr>
           <w:lang w:val="es_ES" w:bidi="es_ES"/>
         </w:rPr>
         <w:t>), llamó a Abram de Ur y le dio la tierra a Israel (</w:t>
       </w:r>
-      <w:hyperlink r:id="rId69">
-        <w:r>
-          <w:rPr>
-            <w:lang w:val="es_ES" w:bidi="es_ES"/>
-          </w:rPr>
-          <w:rPr>
-            <w:color w:val="0000EE"/>
-            <w:u w:val="single"/>
-          </w:rPr>
-          <w:t>9:7–8</w:t>
-        </w:r>
-      </w:hyperlink>
+      <w:r>
+        <w:rPr>
+          <w:lang w:val="es_ES" w:bidi="es_ES"/>
+        </w:rPr>
+        <w:t>9:7–8</w:t>
+      </w:r>
       <w:r>
         <w:rPr>
           <w:lang w:val="es_ES" w:bidi="es_ES"/>
@@ -1746,108 +1326,72 @@
         </w:rPr>
         <w:t>Dedicación a la palabra de Dios. La ley autoritativa de Moisés contenía las instrucciones de Dios sobre cómo debía vivir su pueblo. Dios había establecido un “pacto de amor inquebrantable con aquellos que lo aman y guardan sus mandamientos” (</w:t>
       </w:r>
-      <w:hyperlink r:id="rId70">
-        <w:r>
-          <w:rPr>
-            <w:lang w:val="es_ES" w:bidi="es_ES"/>
-          </w:rPr>
-          <w:rPr>
-            <w:color w:val="0000EE"/>
-            <w:u w:val="single"/>
-          </w:rPr>
-          <w:t>1:5</w:t>
-        </w:r>
-      </w:hyperlink>
+      <w:r>
+        <w:rPr>
+          <w:lang w:val="es_ES" w:bidi="es_ES"/>
+        </w:rPr>
+        <w:t>1:5</w:t>
+      </w:r>
       <w:r>
         <w:rPr>
           <w:lang w:val="es_ES" w:bidi="es_ES"/>
         </w:rPr>
         <w:t>). Sin embargo, el pueblo no había obedecido las instrucciones que Dios dio a Moisés (</w:t>
       </w:r>
-      <w:hyperlink r:id="rId71">
-        <w:r>
-          <w:rPr>
-            <w:lang w:val="es_ES" w:bidi="es_ES"/>
-          </w:rPr>
-          <w:rPr>
-            <w:color w:val="0000EE"/>
-            <w:u w:val="single"/>
-          </w:rPr>
-          <w:t>1:7–9</w:t>
-        </w:r>
-      </w:hyperlink>
+      <w:r>
+        <w:rPr>
+          <w:lang w:val="es_ES" w:bidi="es_ES"/>
+        </w:rPr>
+        <w:t>1:7–9</w:t>
+      </w:r>
       <w:r>
         <w:rPr>
           <w:lang w:val="es_ES" w:bidi="es_ES"/>
         </w:rPr>
         <w:t>), por lo que estaban en peligro de recibir el castigo de Dios. Esdras leyó públicamente la ley de Moisés (</w:t>
       </w:r>
-      <w:hyperlink r:id="rId72">
-        <w:r>
-          <w:rPr>
-            <w:lang w:val="es_ES" w:bidi="es_ES"/>
-          </w:rPr>
-          <w:rPr>
-            <w:color w:val="0000EE"/>
-            <w:u w:val="single"/>
-          </w:rPr>
-          <w:t>8:1–3</w:t>
-        </w:r>
-      </w:hyperlink>
+      <w:r>
+        <w:rPr>
+          <w:lang w:val="es_ES" w:bidi="es_ES"/>
+        </w:rPr>
+        <w:t>8:1–3</w:t>
+      </w:r>
       <w:r>
         <w:rPr>
           <w:lang w:val="es_ES" w:bidi="es_ES"/>
         </w:rPr>
         <w:t>) para restaurar la nación. En respuesta, muchos del pueblo se comprometieron a seguir la ley, separándose de los incrédulos (</w:t>
       </w:r>
-      <w:hyperlink r:id="rId73">
-        <w:r>
-          <w:rPr>
-            <w:lang w:val="es_ES" w:bidi="es_ES"/>
-          </w:rPr>
-          <w:rPr>
-            <w:color w:val="0000EE"/>
-            <w:u w:val="single"/>
-          </w:rPr>
-          <w:t>10:28</w:t>
-        </w:r>
-      </w:hyperlink>
+      <w:r>
+        <w:rPr>
+          <w:lang w:val="es_ES" w:bidi="es_ES"/>
+        </w:rPr>
+        <w:t>10:28</w:t>
+      </w:r>
       <w:r>
         <w:rPr>
           <w:lang w:val="es_ES" w:bidi="es_ES"/>
         </w:rPr>
         <w:t>), guardando el sábado y dando el diezmo para los levitas (</w:t>
       </w:r>
-      <w:hyperlink r:id="rId74">
-        <w:r>
-          <w:rPr>
-            <w:lang w:val="es_ES" w:bidi="es_ES"/>
-          </w:rPr>
-          <w:rPr>
-            <w:color w:val="0000EE"/>
-            <w:u w:val="single"/>
-          </w:rPr>
-          <w:t>10:29–39,</w:t>
-        </w:r>
-      </w:hyperlink>
+      <w:r>
+        <w:rPr>
+          <w:lang w:val="es_ES" w:bidi="es_ES"/>
+        </w:rPr>
+        <w:t>10:29–39,</w:t>
+      </w:r>
       <w:r>
         <w:rPr>
           <w:lang w:val="es_ES" w:bidi="es_ES"/>
         </w:rPr>
         <w:t xml:space="preserve"> </w:t>
       </w:r>
-      <w:hyperlink r:id="rId75">
-        <w:r>
-          <w:rPr>
-            <w:lang w:val="es_ES" w:bidi="es_ES"/>
-          </w:rPr>
-          <w:rPr>
-            <w:color w:val="0000EE"/>
-            <w:u w:val="single"/>
-          </w:rPr>
-          <w:t>12:44</w:t>
-        </w:r>
-      </w:hyperlink>
+      <w:r>
+        <w:rPr>
+          <w:lang w:val="es_ES" w:bidi="es_ES"/>
+        </w:rPr>
+        <w:t>12:44</w:t>
+      </w:r>
       <w:r>
         <w:rPr>
           <w:lang w:val="es_ES" w:bidi="es_ES"/>
@@ -1886,234 +1430,156 @@
         </w:rPr>
         <w:t>, Gesem y Tobías se opusieron a la reconstrucción de los muros de Jerusalén (</w:t>
       </w:r>
-      <w:hyperlink r:id="rId76">
-        <w:r>
-          <w:rPr>
-            <w:lang w:val="es_ES" w:bidi="es_ES"/>
-          </w:rPr>
-          <w:rPr>
-            <w:color w:val="0000EE"/>
-            <w:u w:val="single"/>
-          </w:rPr>
-          <w:t>2:10</w:t>
-        </w:r>
-      </w:hyperlink>
+      <w:r>
+        <w:rPr>
+          <w:lang w:val="es_ES" w:bidi="es_ES"/>
+        </w:rPr>
+        <w:t>2:10</w:t>
+      </w:r>
       <w:r>
         <w:rPr>
           <w:lang w:val="es_ES" w:bidi="es_ES"/>
         </w:rPr>
         <w:t>) y se burlaron del trabajo del pueblo de Dios (</w:t>
       </w:r>
-      <w:hyperlink r:id="rId77">
-        <w:r>
-          <w:rPr>
-            <w:lang w:val="es_ES" w:bidi="es_ES"/>
-          </w:rPr>
-          <w:rPr>
-            <w:color w:val="0000EE"/>
-            <w:u w:val="single"/>
-          </w:rPr>
-          <w:t>2:19,</w:t>
-        </w:r>
-      </w:hyperlink>
+      <w:r>
+        <w:rPr>
+          <w:lang w:val="es_ES" w:bidi="es_ES"/>
+        </w:rPr>
+        <w:t>2:19,</w:t>
+      </w:r>
       <w:r>
         <w:rPr>
           <w:lang w:val="es_ES" w:bidi="es_ES"/>
         </w:rPr>
         <w:t xml:space="preserve"> </w:t>
       </w:r>
-      <w:hyperlink r:id="rId78">
-        <w:r>
-          <w:rPr>
-            <w:lang w:val="es_ES" w:bidi="es_ES"/>
-          </w:rPr>
-          <w:rPr>
-            <w:color w:val="0000EE"/>
-            <w:u w:val="single"/>
-          </w:rPr>
-          <w:t>4:1–3</w:t>
-        </w:r>
-      </w:hyperlink>
+      <w:r>
+        <w:rPr>
+          <w:lang w:val="es_ES" w:bidi="es_ES"/>
+        </w:rPr>
+        <w:t>4:1–3</w:t>
+      </w:r>
       <w:r>
         <w:rPr>
           <w:lang w:val="es_ES" w:bidi="es_ES"/>
         </w:rPr>
         <w:t>). Además, árabes, amonitas y personas de Asdod planearon atacar a los constructores (</w:t>
       </w:r>
-      <w:hyperlink r:id="rId79">
-        <w:r>
-          <w:rPr>
-            <w:lang w:val="es_ES" w:bidi="es_ES"/>
-          </w:rPr>
-          <w:rPr>
-            <w:color w:val="0000EE"/>
-            <w:u w:val="single"/>
-          </w:rPr>
-          <w:t>4:7–9</w:t>
-        </w:r>
-      </w:hyperlink>
+      <w:r>
+        <w:rPr>
+          <w:lang w:val="es_ES" w:bidi="es_ES"/>
+        </w:rPr>
+        <w:t>4:7–9</w:t>
+      </w:r>
       <w:r>
         <w:rPr>
           <w:lang w:val="es_ES" w:bidi="es_ES"/>
         </w:rPr>
         <w:t>,</w:t>
       </w:r>
-      <w:hyperlink r:id="rId80">
-        <w:r>
-          <w:rPr>
-            <w:lang w:val="es_ES" w:bidi="es_ES"/>
-          </w:rPr>
-          <w:rPr>
-            <w:color w:val="0000EE"/>
-            <w:u w:val="single"/>
-          </w:rPr>
-          <w:t>11</w:t>
-        </w:r>
-      </w:hyperlink>
+      <w:r>
+        <w:rPr>
+          <w:lang w:val="es_ES" w:bidi="es_ES"/>
+        </w:rPr>
+        <w:t>11</w:t>
+      </w:r>
       <w:r>
         <w:rPr>
           <w:lang w:val="es_ES" w:bidi="es_ES"/>
         </w:rPr>
         <w:t xml:space="preserve">; </w:t>
       </w:r>
-      <w:hyperlink r:id="rId26">
-        <w:r>
-          <w:rPr>
-            <w:lang w:val="es_ES" w:bidi="es_ES"/>
-          </w:rPr>
-          <w:rPr>
-            <w:color w:val="0000EE"/>
-            <w:u w:val="single"/>
-          </w:rPr>
-          <w:t>6:1–14</w:t>
-        </w:r>
-      </w:hyperlink>
+      <w:r>
+        <w:rPr>
+          <w:lang w:val="es_ES" w:bidi="es_ES"/>
+        </w:rPr>
+        <w:t>6:1–14</w:t>
+      </w:r>
       <w:r>
         <w:rPr>
           <w:lang w:val="es_ES" w:bidi="es_ES"/>
         </w:rPr>
         <w:t>). Nehemías respondió a esta oposición colocando guardias y orando por la ayuda de Dios (</w:t>
       </w:r>
-      <w:hyperlink r:id="rId81">
-        <w:r>
-          <w:rPr>
-            <w:lang w:val="es_ES" w:bidi="es_ES"/>
-          </w:rPr>
-          <w:rPr>
-            <w:color w:val="0000EE"/>
-            <w:u w:val="single"/>
-          </w:rPr>
-          <w:t>4:6–23</w:t>
-        </w:r>
-      </w:hyperlink>
+      <w:r>
+        <w:rPr>
+          <w:lang w:val="es_ES" w:bidi="es_ES"/>
+        </w:rPr>
+        <w:t>4:6–23</w:t>
+      </w:r>
       <w:r>
         <w:rPr>
           <w:lang w:val="es_ES" w:bidi="es_ES"/>
         </w:rPr>
         <w:t>). También enfrentó conflictos internos con miembros de la comunidad que abusaban de los pobres (</w:t>
       </w:r>
-      <w:hyperlink r:id="rId82">
-        <w:r>
-          <w:rPr>
-            <w:lang w:val="es_ES" w:bidi="es_ES"/>
-          </w:rPr>
-          <w:rPr>
-            <w:color w:val="0000EE"/>
-            <w:u w:val="single"/>
-          </w:rPr>
-          <w:t>5:1–13</w:t>
-        </w:r>
-      </w:hyperlink>
+      <w:r>
+        <w:rPr>
+          <w:lang w:val="es_ES" w:bidi="es_ES"/>
+        </w:rPr>
+        <w:t>5:1–13</w:t>
+      </w:r>
       <w:r>
         <w:rPr>
           <w:lang w:val="es_ES" w:bidi="es_ES"/>
         </w:rPr>
         <w:t>), se casaban con extranjeros (</w:t>
       </w:r>
-      <w:hyperlink r:id="rId83">
-        <w:r>
-          <w:rPr>
-            <w:lang w:val="es_ES" w:bidi="es_ES"/>
-          </w:rPr>
-          <w:rPr>
-            <w:color w:val="0000EE"/>
-            <w:u w:val="single"/>
-          </w:rPr>
-          <w:t>9:1–2,</w:t>
-        </w:r>
-      </w:hyperlink>
+      <w:r>
+        <w:rPr>
+          <w:lang w:val="es_ES" w:bidi="es_ES"/>
+        </w:rPr>
+        <w:t>9:1–2,</w:t>
+      </w:r>
       <w:r>
         <w:rPr>
           <w:lang w:val="es_ES" w:bidi="es_ES"/>
         </w:rPr>
         <w:t xml:space="preserve"> </w:t>
       </w:r>
-      <w:hyperlink r:id="rId84">
-        <w:r>
-          <w:rPr>
-            <w:lang w:val="es_ES" w:bidi="es_ES"/>
-          </w:rPr>
-          <w:rPr>
-            <w:color w:val="0000EE"/>
-            <w:u w:val="single"/>
-          </w:rPr>
-          <w:t>10:28–30,</w:t>
-        </w:r>
-      </w:hyperlink>
+      <w:r>
+        <w:rPr>
+          <w:lang w:val="es_ES" w:bidi="es_ES"/>
+        </w:rPr>
+        <w:t>10:28–30,</w:t>
+      </w:r>
       <w:r>
         <w:rPr>
           <w:lang w:val="es_ES" w:bidi="es_ES"/>
         </w:rPr>
         <w:t xml:space="preserve"> </w:t>
       </w:r>
-      <w:hyperlink r:id="rId85">
-        <w:r>
-          <w:rPr>
-            <w:lang w:val="es_ES" w:bidi="es_ES"/>
-          </w:rPr>
-          <w:rPr>
-            <w:color w:val="0000EE"/>
-            <w:u w:val="single"/>
-          </w:rPr>
-          <w:t>13:23–28</w:t>
-        </w:r>
-      </w:hyperlink>
+      <w:r>
+        <w:rPr>
+          <w:lang w:val="es_ES" w:bidi="es_ES"/>
+        </w:rPr>
+        <w:t>13:23–28</w:t>
+      </w:r>
       <w:r>
         <w:rPr>
           <w:lang w:val="es_ES" w:bidi="es_ES"/>
         </w:rPr>
         <w:t>) y no diezmaban ni guardaban el sábado santo (</w:t>
       </w:r>
-      <w:hyperlink r:id="rId86">
-        <w:r>
-          <w:rPr>
-            <w:lang w:val="es_ES" w:bidi="es_ES"/>
-          </w:rPr>
-          <w:rPr>
-            <w:color w:val="0000EE"/>
-            <w:u w:val="single"/>
-          </w:rPr>
-          <w:t>10:31–39,</w:t>
-        </w:r>
-      </w:hyperlink>
+      <w:r>
+        <w:rPr>
+          <w:lang w:val="es_ES" w:bidi="es_ES"/>
+        </w:rPr>
+        <w:t>10:31–39,</w:t>
+      </w:r>
       <w:r>
         <w:rPr>
           <w:lang w:val="es_ES" w:bidi="es_ES"/>
         </w:rPr>
         <w:t xml:space="preserve"> </w:t>
       </w:r>
-      <w:hyperlink r:id="rId87">
-        <w:r>
-          <w:rPr>
-            <w:lang w:val="es_ES" w:bidi="es_ES"/>
-          </w:rPr>
-          <w:rPr>
-            <w:color w:val="0000EE"/>
-            <w:u w:val="single"/>
-          </w:rPr>
-          <w:t>13:10–22</w:t>
-        </w:r>
-      </w:hyperlink>
+      <w:r>
+        <w:rPr>
+          <w:lang w:val="es_ES" w:bidi="es_ES"/>
+        </w:rPr>
+        <w:t>13:10–22</w:t>
+      </w:r>
       <w:r>
         <w:rPr>
           <w:lang w:val="es_ES" w:bidi="es_ES"/>
